--- a/report/해외_자율실험실_현황.docx
+++ b/report/해외_자율실험실_현황.docx
@@ -5662,7 +5662,7 @@
           <w:sz w:val="20"/>
           <w:szCs w:val="20"/>
         </w:rPr>
-        <w:t xml:space="preserve">- 개별 장비가 아니라 국가 대형 연구시설 규모로 자율실험실을 짓는 것이 가장 큰 특징이다. 중국과학기술대는 19개 실험실을 하나의 운영체계로 묶었고, 선전에는 바이오파운드리 9개를 갖춘 합성생물 대형 인프라가 들어섰다.</w:t>
+        <w:t xml:space="preserve">- 개별 장비가 아니라 국가 대형 연구시설 규모로 자율실험실을 짓는 것이 가장 큰 특징이다. 선전에는 바이오파운드리 9개를 갖춘 합성생물 대형 인프라가 들어섰고, 허페이의 중국과학기술대는 이동형 로봇과 자동화 작업대 19대를 하나의 폐루프로 묶어 하루 2,000회 조작 규모로 운영한다.</w:t>
       </w:r>
     </w:p>
     <w:p>
@@ -5678,7 +5678,7 @@
           <w:sz w:val="20"/>
           <w:szCs w:val="20"/>
         </w:rPr>
-        <w:t xml:space="preserve">- 성능 개선 속도가 빠르다. 중국과학기술대의 '기계화학자'는 2021년 1세대 이후 세대를 거듭해 2025년 10월 1.2판이 공개됐고, 문헌을 읽고 실험 방안을 세우는 단계까지 기능이 확대됐다.</w:t>
+        <w:t xml:space="preserve">- 성능 개선 속도가 빠르다. 중국과학기술대의 '기계화학자'는 2021년 1세대 '샤오라이' 이후 세대를 거듭해 2025년 10월 1.2판이 공개됐고, 실험을 수행하는 데 그치지 않고 문헌을 읽어 실험 방안을 스스로 세우는 단계까지 기능이 넓어졌다.</w:t>
       </w:r>
     </w:p>
     <w:p>
@@ -5694,7 +5694,23 @@
           <w:sz w:val="20"/>
           <w:szCs w:val="20"/>
         </w:rPr>
-        <w:t xml:space="preserve">- 민간 기업이 자율실험 설비를 상용 서비스로 파는 단계에 이미 진입했다. 즈타이커지(XtalPi)는 선전·상하이·보스턴 세 곳에서 자동화 실험실을 운영하며 2025년 상반기 지능형 자동화 부문 매출이 전년 대비 95.9% 늘었다.</w:t>
+        <w:t xml:space="preserve">- 최근에는 역할을 나눈 여러 인공지능이 로봇 여러 대를 지휘하는 방식으로 옮겨가고 있다. 선전선진기술연구원이 2026년 1월 발표한 MARS는 인공지능 19개가 서로 역할을 나눠 실험을 설계·수행·분석하는 구조로, 자율실험실의 다음 단계로 꼽히는 형태다.</w:t>
+      </w:r>
+    </w:p>
+    <w:p>
+      <w:pPr>
+        <w:spacing w:after="110" w:line="288"/>
+        <w:ind w:left="560" w:hanging="180"/>
+      </w:pPr>
+      <w:r>
+        <w:rPr>
+          <w:rFonts w:ascii="맑은 고딕" w:cs="맑은 고딕" w:eastAsia="맑은 고딕" w:hAnsi="맑은 고딕"/>
+          <w:b w:val="false"/>
+          <w:bCs w:val="false"/>
+          <w:sz w:val="20"/>
+          <w:szCs w:val="20"/>
+        </w:rPr>
+        <w:t xml:space="preserve">- 민간 기업이 자율실험 설비를 상용 서비스로 파는 단계에도 이미 진입했다. 즈타이커지(XtalPi)는 선전·상하이·보스턴 세 곳에서 자동화 실험실을 운영하며 2025년 상반기 지능형 자동화 부문 매출이 전년 대비 95.9% 늘었다.</w:t>
       </w:r>
     </w:p>
     <w:p>
@@ -5877,7 +5893,7 @@
                 <w:sz w:val="18"/>
                 <w:szCs w:val="18"/>
               </w:rPr>
-              <w:t xml:space="preserve">중국과학기술대(USTC) 기계화학자 '샤오라이'</w:t>
+              <w:t xml:space="preserve">중국과학기술대(USTC, 허페이) 정밀지능화학 전국중점실험실 — 기계화학자 '샤오라이·샤오린'</w:t>
             </w:r>
           </w:p>
         </w:tc>
@@ -5905,7 +5921,7 @@
                 <w:sz w:val="18"/>
                 <w:szCs w:val="18"/>
               </w:rPr>
-              <w:t xml:space="preserve">촉매</w:t>
+              <w:t xml:space="preserve">촉매·화학 전반</w:t>
             </w:r>
           </w:p>
         </w:tc>
@@ -5933,7 +5949,7 @@
                 <w:sz w:val="18"/>
                 <w:szCs w:val="18"/>
               </w:rPr>
-              <w:t xml:space="preserve">이동형 로봇과 14개 작업 스테이션을 연결. 화성 운석에서 성분을 뽑아 산소를 만드는 촉매를 6주 만에 합성. 가능한 배합이 376만 가지로 사람이 하면 2,000년이 걸릴 탐색을 자동화</w:t>
+              <w:t xml:space="preserve">2021년 가동한 1세대 '샤오라이'는 이동형 로봇과 자동화 작업대, 고성능 계산을 하나의 폐루프로 연결. 2023년에는 이동 로봇 1대와 작업대 14대로 화성 운석에서 성분을 뽑아 산소를 만드는 촉매를 6주 만에 합성(가능한 배합 376만 가지, 사람이 하면 2,000년 소요). 이후 작업대를 19대로 늘려 하루 2,000회 조작 규모로 확대했고, 2025년 10월 공개한 1.2판(2세대 '샤오린')은 문헌을 읽고 실험 방안을 스스로 제안하는 단계까지 확장</w:t>
             </w:r>
           </w:p>
         </w:tc>
@@ -5961,7 +5977,7 @@
                 <w:sz w:val="18"/>
                 <w:szCs w:val="18"/>
               </w:rPr>
-              <w:t xml:space="preserve">재료를 현장에서 조달해 촉매까지 만드는 전 과정을 자율화. 우주 자원 활용이라는 새로운 응용 영역을 열었음</w:t>
+              <w:t xml:space="preserve">한 조직이 4년에 걸쳐 자율성의 범위를 '실험 수행'에서 '실험 설계'로 넓힌 사례. 재료를 현장에서 조달해 촉매까지 만드는 전 과정을 자율화해 우주 자원 활용이라는 응용 영역도 열었음</w:t>
             </w:r>
           </w:p>
         </w:tc>
@@ -5991,7 +6007,7 @@
                 <w:sz w:val="18"/>
                 <w:szCs w:val="18"/>
               </w:rPr>
-              <w:t xml:space="preserve">USTC 정밀지능화학 국가중점실험실</w:t>
+              <w:t xml:space="preserve">중국과학원 선전선진기술연구원(SIAT, 선전) 합성생물 대형 연구인프라·BGI</w:t>
             </w:r>
           </w:p>
         </w:tc>
@@ -6019,7 +6035,7 @@
                 <w:sz w:val="18"/>
                 <w:szCs w:val="18"/>
               </w:rPr>
-              <w:t xml:space="preserve">화학 전반</w:t>
+              <w:t xml:space="preserve">합성생물학</w:t>
             </w:r>
           </w:p>
         </w:tc>
@@ -6047,7 +6063,7 @@
                 <w:sz w:val="18"/>
                 <w:szCs w:val="18"/>
               </w:rPr>
-              <w:t xml:space="preserve">분산된 19개 실험실의 로봇팔이 시약 조제·합성·분석을 수행하고 데이터가 실시간으로 통합 운영체계에 모임. 2025년 10월 공개한 1.2판은 문헌을 읽고 실험 방안을 제안하는 단계까지 확장</w:t>
+              <w:t xml:space="preserve">설계-제작-시험-학습(DBTL) 순환을 사람 없이 반복하는 바이오파운드리 9개와 시험 스테이션 9개. 유전자 조합을 24시간 만들어 미생물에 발현시키며, 원격 주문·클라우드 설계 방식으로 운영</w:t>
             </w:r>
           </w:p>
         </w:tc>
@@ -6075,7 +6091,7 @@
                 <w:sz w:val="18"/>
                 <w:szCs w:val="18"/>
               </w:rPr>
-              <w:t xml:space="preserve">실험실 한 곳이 아니라 여러 실험실을 하나의 시스템으로 묶은 규모화 사례</w:t>
+              <w:t xml:space="preserve">세계 최대 규모의 합성생물 자동화 시설. 바이오 분야에서 자율실험을 대량 생산 체계로 끌어올린 사례</w:t>
             </w:r>
           </w:p>
         </w:tc>
@@ -6105,7 +6121,7 @@
                 <w:sz w:val="18"/>
                 <w:szCs w:val="18"/>
               </w:rPr>
-              <w:t xml:space="preserve">선전 합성생물 대형 연구인프라(중국과학원 선전선진기술연구원·BGI)</w:t>
+              <w:t xml:space="preserve">중국과학원 선전선진기술연구원(SIAT, 선전) MARS</w:t>
             </w:r>
           </w:p>
         </w:tc>
@@ -6133,7 +6149,7 @@
                 <w:sz w:val="18"/>
                 <w:szCs w:val="18"/>
               </w:rPr>
-              <w:t xml:space="preserve">합성생물학</w:t>
+              <w:t xml:space="preserve">소재 탐색(다중 인공지능)</w:t>
             </w:r>
           </w:p>
         </w:tc>
@@ -6161,7 +6177,7 @@
                 <w:sz w:val="18"/>
                 <w:szCs w:val="18"/>
               </w:rPr>
-              <w:t xml:space="preserve">설계-제작-시험-학습(DBTL) 순환을 사람 없이 반복하는 바이오파운드리 9개와 시험 스테이션 9개. 유전자 조합을 24시간 만들어 미생물에 발현시키며, 원격 주문·클라우드 설계 방식으로 운영</w:t>
+              <w:t xml:space="preserve">역할을 나눈 인공지능 19개와 분야별 전용 도구 16개를 계층 구조로 묶고, 이동 로봇·궤도 로봇 등 여러 로봇을 자연어 지시로 지휘. 총괄 아래 과학자·설계·실행·분석 조로 나뉘어 실험을 계획하고 결과를 해석함. 페로브스카이트 나노결정 합성을 10회 이내 반복으로 최적화했고, 물에 안정한 복합소재를 3.5시간 만에 설계·검증. 2026년 1월 학술지 Matter 게재</w:t>
             </w:r>
           </w:p>
         </w:tc>
@@ -6189,7 +6205,7 @@
                 <w:sz w:val="18"/>
                 <w:szCs w:val="18"/>
               </w:rPr>
-              <w:t xml:space="preserve">세계 최대 규모의 합성생물 자동화 시설. 바이오 분야에서 자율실험을 대량 생산 체계로 끌어올린 사례</w:t>
+              <w:t xml:space="preserve">인공지능 하나가 로봇을 조종하는 방식에서, 여러 인공지능이 연구팀처럼 분업하는 방식으로 넘어간 사례. 자율실험실의 다음 단계 구조로 꼽힘</w:t>
             </w:r>
           </w:p>
         </w:tc>
